--- a/CRUDEX/StaticFiles/Assets/Docker/MS-SQL Server.docx
+++ b/CRUDEX/StaticFiles/Assets/Docker/MS-SQL Server.docx
@@ -20,7 +20,7 @@
     <w:p>
       <w:r>
         <w:pict w14:anchorId="418C9487">
-          <v:rect id="_x0000_i1055" style="width:0;height:1.5pt" o:hralign="center" o:hrstd="t" o:hr="t" fillcolor="#a0a0a0" stroked="f"/>
+          <v:rect id="_x0000_i1025" style="width:0;height:1.5pt" o:hralign="center" o:hrstd="t" o:hr="t" fillcolor="#a0a0a0" stroked="f"/>
         </w:pict>
       </w:r>
     </w:p>
@@ -108,7 +108,7 @@
     <w:p>
       <w:r>
         <w:pict w14:anchorId="492ACC98">
-          <v:rect id="_x0000_i1056" style="width:0;height:1.5pt" o:hralign="center" o:hrstd="t" o:hr="t" fillcolor="#a0a0a0" stroked="f"/>
+          <v:rect id="_x0000_i1026" style="width:0;height:1.5pt" o:hralign="center" o:hrstd="t" o:hr="t" fillcolor="#a0a0a0" stroked="f"/>
         </w:pict>
       </w:r>
     </w:p>
@@ -169,7 +169,7 @@
     <w:p>
       <w:r>
         <w:pict w14:anchorId="09F7BCFD">
-          <v:rect id="_x0000_i1057" style="width:0;height:1.5pt" o:hralign="center" o:hrstd="t" o:hr="t" fillcolor="#a0a0a0" stroked="f"/>
+          <v:rect id="_x0000_i1027" style="width:0;height:1.5pt" o:hralign="center" o:hrstd="t" o:hr="t" fillcolor="#a0a0a0" stroked="f"/>
         </w:pict>
       </w:r>
     </w:p>
@@ -439,7 +439,7 @@
     <w:p>
       <w:r>
         <w:pict w14:anchorId="0019DA41">
-          <v:rect id="_x0000_i1058" style="width:0;height:1.5pt" o:hralign="center" o:hrstd="t" o:hr="t" fillcolor="#a0a0a0" stroked="f"/>
+          <v:rect id="_x0000_i1028" style="width:0;height:1.5pt" o:hralign="center" o:hrstd="t" o:hr="t" fillcolor="#a0a0a0" stroked="f"/>
         </w:pict>
       </w:r>
     </w:p>
@@ -534,7 +534,7 @@
     <w:p>
       <w:r>
         <w:pict w14:anchorId="7AD6A6C2">
-          <v:rect id="_x0000_i1059" style="width:0;height:1.5pt" o:hralign="center" o:hrstd="t" o:hr="t" fillcolor="#a0a0a0" stroked="f"/>
+          <v:rect id="_x0000_i1029" style="width:0;height:1.5pt" o:hralign="center" o:hrstd="t" o:hr="t" fillcolor="#a0a0a0" stroked="f"/>
         </w:pict>
       </w:r>
     </w:p>
@@ -1654,6 +1654,7 @@
   <w:style w:type="character" w:default="1" w:styleId="Fontepargpadro">
     <w:name w:val="Default Paragraph Font"/>
     <w:uiPriority w:val="1"/>
+    <w:semiHidden/>
     <w:unhideWhenUsed/>
   </w:style>
   <w:style w:type="table" w:default="1" w:styleId="Tabelanormal">

--- a/CRUDEX/StaticFiles/Assets/Docker/MS-SQL Server.docx
+++ b/CRUDEX/StaticFiles/Assets/Docker/MS-SQL Server.docx
@@ -53,7 +53,6 @@
       <w:r>
         <w:t xml:space="preserve"> ou </w:t>
       </w:r>
-      <w:proofErr w:type="spellStart"/>
       <w:r>
         <w:rPr>
           <w:b/>
@@ -61,7 +60,6 @@
         </w:rPr>
         <w:t>PowerShell</w:t>
       </w:r>
-      <w:proofErr w:type="spellEnd"/>
       <w:r>
         <w:t>:</w:t>
       </w:r>
@@ -73,36 +71,15 @@
           <w:numId w:val="1"/>
         </w:numPr>
       </w:pPr>
-      <w:proofErr w:type="spellStart"/>
-      <w:r>
-        <w:t>Win</w:t>
-      </w:r>
-      <w:proofErr w:type="spellEnd"/>
-      <w:r>
-        <w:t xml:space="preserve"> + X → </w:t>
+      <w:r>
+        <w:t xml:space="preserve">Win + X → </w:t>
       </w:r>
       <w:r>
         <w:rPr>
           <w:b/>
           <w:bCs/>
         </w:rPr>
-        <w:t xml:space="preserve">Terminal Windows / </w:t>
-      </w:r>
-      <w:proofErr w:type="spellStart"/>
-      <w:r>
-        <w:rPr>
-          <w:b/>
-          <w:bCs/>
-        </w:rPr>
-        <w:t>PowerShell</w:t>
-      </w:r>
-      <w:proofErr w:type="spellEnd"/>
-      <w:r>
-        <w:rPr>
-          <w:b/>
-          <w:bCs/>
-        </w:rPr>
-        <w:t xml:space="preserve"> / Prompt de Comando</w:t>
+        <w:t>Terminal Windows / PowerShell / Prompt de Comando</w:t>
       </w:r>
     </w:p>
     <w:p>
@@ -133,29 +110,8 @@
       </w:r>
     </w:p>
     <w:p>
-      <w:proofErr w:type="spellStart"/>
-      <w:r>
-        <w:t>docker</w:t>
-      </w:r>
-      <w:proofErr w:type="spellEnd"/>
-      <w:r>
-        <w:t xml:space="preserve"> </w:t>
-      </w:r>
-      <w:proofErr w:type="spellStart"/>
-      <w:r>
-        <w:t>pull</w:t>
-      </w:r>
-      <w:proofErr w:type="spellEnd"/>
-      <w:r>
-        <w:t xml:space="preserve"> mcr.microsoft.com/</w:t>
-      </w:r>
-      <w:proofErr w:type="spellStart"/>
-      <w:r>
-        <w:t>mssql</w:t>
-      </w:r>
-      <w:proofErr w:type="spellEnd"/>
-      <w:r>
-        <w:t>/</w:t>
+      <w:r>
+        <w:t>docker pull mcr.microsoft.com/mssql/</w:t>
       </w:r>
       <w:proofErr w:type="gramStart"/>
       <w:r>
@@ -185,17 +141,8 @@
           <w:b/>
           <w:bCs/>
         </w:rPr>
-        <w:t xml:space="preserve">3. Criar o container </w:t>
-      </w:r>
-      <w:proofErr w:type="spellStart"/>
-      <w:r>
-        <w:rPr>
-          <w:b/>
-          <w:bCs/>
-        </w:rPr>
-        <w:t>crudex-sql</w:t>
-      </w:r>
-      <w:proofErr w:type="spellEnd"/>
+        <w:t>3. Criar o container crudex-sql</w:t>
+      </w:r>
     </w:p>
     <w:p>
       <w:r>
@@ -203,21 +150,8 @@
       </w:r>
     </w:p>
     <w:p>
-      <w:proofErr w:type="spellStart"/>
-      <w:r>
-        <w:t>docker</w:t>
-      </w:r>
-      <w:proofErr w:type="spellEnd"/>
-      <w:r>
-        <w:t xml:space="preserve"> </w:t>
-      </w:r>
-      <w:proofErr w:type="spellStart"/>
-      <w:r>
-        <w:t>run</w:t>
-      </w:r>
-      <w:proofErr w:type="spellEnd"/>
-      <w:r>
-        <w:t xml:space="preserve"> -e "ACCEPT_EULA=Y" -e "MSSQL_SA_PASSWORD=Crudex@123" `</w:t>
+      <w:r>
+        <w:t>docker run -e "ACCEPT_EULA=Y" -e "MSSQL_SA_PASSWORD=Crudex@123" `</w:t>
       </w:r>
     </w:p>
     <w:p>
@@ -230,23 +164,7 @@
       </w:r>
       <w:proofErr w:type="gramEnd"/>
       <w:r>
-        <w:t xml:space="preserve"> 1433:1433 --</w:t>
-      </w:r>
-      <w:proofErr w:type="spellStart"/>
-      <w:r>
-        <w:t>name</w:t>
-      </w:r>
-      <w:proofErr w:type="spellEnd"/>
-      <w:r>
-        <w:t xml:space="preserve"> </w:t>
-      </w:r>
-      <w:proofErr w:type="spellStart"/>
-      <w:r>
-        <w:t>crudex-sql</w:t>
-      </w:r>
-      <w:proofErr w:type="spellEnd"/>
-      <w:r>
-        <w:t xml:space="preserve"> `</w:t>
+        <w:t xml:space="preserve"> 1433:1433 --name crudex-sql `</w:t>
       </w:r>
     </w:p>
     <w:p>
@@ -259,15 +177,7 @@
       </w:r>
       <w:proofErr w:type="gramEnd"/>
       <w:r>
-        <w:t xml:space="preserve"> mcr.microsoft.com/</w:t>
-      </w:r>
-      <w:proofErr w:type="spellStart"/>
-      <w:r>
-        <w:t>mssql</w:t>
-      </w:r>
-      <w:proofErr w:type="spellEnd"/>
-      <w:r>
-        <w:t>/</w:t>
+        <w:t xml:space="preserve"> mcr.microsoft.com/mssql/</w:t>
       </w:r>
       <w:proofErr w:type="gramStart"/>
       <w:r>
@@ -280,33 +190,12 @@
     </w:p>
     <w:p>
       <w:r>
-        <w:t xml:space="preserve">Se estiver usando Prompt de Comando em vez de </w:t>
-      </w:r>
-      <w:proofErr w:type="spellStart"/>
-      <w:r>
-        <w:t>PowerShell</w:t>
-      </w:r>
-      <w:proofErr w:type="spellEnd"/>
-      <w:r>
-        <w:t>, usa assim (sem o acento grave `):</w:t>
-      </w:r>
-    </w:p>
-    <w:p>
-      <w:proofErr w:type="spellStart"/>
-      <w:r>
-        <w:t>docker</w:t>
-      </w:r>
-      <w:proofErr w:type="spellEnd"/>
-      <w:r>
-        <w:t xml:space="preserve"> </w:t>
-      </w:r>
-      <w:proofErr w:type="spellStart"/>
-      <w:r>
-        <w:t>run</w:t>
-      </w:r>
-      <w:proofErr w:type="spellEnd"/>
-      <w:r>
-        <w:t xml:space="preserve"> -e "ACCEPT_EULA=Y" -e "MSSQL_SA_PASSWORD=Crudex@123" ^</w:t>
+        <w:t>Se estiver usando Prompt de Comando em vez de PowerShell, usa assim (sem o acento grave `):</w:t>
+      </w:r>
+    </w:p>
+    <w:p>
+      <w:r>
+        <w:t>docker run -e "ACCEPT_EULA=Y" -e "MSSQL_SA_PASSWORD=Crudex@123" ^</w:t>
       </w:r>
     </w:p>
     <w:p>
@@ -319,23 +208,7 @@
       </w:r>
       <w:proofErr w:type="gramEnd"/>
       <w:r>
-        <w:t xml:space="preserve"> 1433:1433 --</w:t>
-      </w:r>
-      <w:proofErr w:type="spellStart"/>
-      <w:r>
-        <w:t>name</w:t>
-      </w:r>
-      <w:proofErr w:type="spellEnd"/>
-      <w:r>
-        <w:t xml:space="preserve"> </w:t>
-      </w:r>
-      <w:proofErr w:type="spellStart"/>
-      <w:r>
-        <w:t>crudex-sql</w:t>
-      </w:r>
-      <w:proofErr w:type="spellEnd"/>
-      <w:r>
-        <w:t xml:space="preserve"> ^</w:t>
+        <w:t xml:space="preserve"> 1433:1433 --name crudex-sql ^</w:t>
       </w:r>
     </w:p>
     <w:p>
@@ -348,15 +221,7 @@
       </w:r>
       <w:proofErr w:type="gramEnd"/>
       <w:r>
-        <w:t xml:space="preserve"> mcr.microsoft.com/</w:t>
-      </w:r>
-      <w:proofErr w:type="spellStart"/>
-      <w:r>
-        <w:t>mssql</w:t>
-      </w:r>
-      <w:proofErr w:type="spellEnd"/>
-      <w:r>
-        <w:t>/</w:t>
+        <w:t xml:space="preserve"> mcr.microsoft.com/mssql/</w:t>
       </w:r>
       <w:proofErr w:type="gramStart"/>
       <w:r>
@@ -460,15 +325,7 @@
     </w:p>
     <w:p>
       <w:r>
-        <w:t xml:space="preserve">Volta </w:t>
-      </w:r>
-      <w:proofErr w:type="gramStart"/>
-      <w:r>
-        <w:t>pra</w:t>
-      </w:r>
-      <w:proofErr w:type="gramEnd"/>
-      <w:r>
-        <w:t xml:space="preserve"> tela que você me mandou:</w:t>
+        <w:t>Volta pra tela que você me mandou:</w:t>
       </w:r>
     </w:p>
     <w:p>
@@ -490,15 +347,7 @@
         <w:t>Containers</w:t>
       </w:r>
       <w:r>
-        <w:t xml:space="preserve"> → deve aparecer um item </w:t>
-      </w:r>
-      <w:proofErr w:type="spellStart"/>
-      <w:r>
-        <w:t>crudex-sql</w:t>
-      </w:r>
-      <w:proofErr w:type="spellEnd"/>
-      <w:r>
-        <w:t xml:space="preserve"> com status </w:t>
+        <w:t xml:space="preserve"> → deve aparecer um item crudex-sql com status </w:t>
       </w:r>
       <w:r>
         <w:rPr>
@@ -517,19 +366,9 @@
       </w:r>
     </w:p>
     <w:p>
-      <w:proofErr w:type="spellStart"/>
-      <w:r>
-        <w:t>docker</w:t>
-      </w:r>
-      <w:proofErr w:type="spellEnd"/>
-      <w:r>
-        <w:t xml:space="preserve"> </w:t>
-      </w:r>
-      <w:proofErr w:type="spellStart"/>
-      <w:r>
-        <w:t>ps</w:t>
-      </w:r>
-      <w:proofErr w:type="spellEnd"/>
+      <w:r>
+        <w:t>docker ps</w:t>
+      </w:r>
     </w:p>
     <w:p>
       <w:r>
@@ -560,23 +399,7 @@
           <w:b/>
           <w:bCs/>
         </w:rPr>
-        <w:t xml:space="preserve">criar o banco </w:t>
-      </w:r>
-      <w:proofErr w:type="spellStart"/>
-      <w:r>
-        <w:rPr>
-          <w:b/>
-          <w:bCs/>
-        </w:rPr>
-        <w:t>CrudexMeta</w:t>
-      </w:r>
-      <w:proofErr w:type="spellEnd"/>
-      <w:r>
-        <w:rPr>
-          <w:b/>
-          <w:bCs/>
-        </w:rPr>
-        <w:t xml:space="preserve"> e apontar o CRUDEX pra Server=localhost,1433.</w:t>
+        <w:t>criar o banco CrudexMeta e apontar o CRUDEX pra Server=localhost,1433.</w:t>
       </w:r>
     </w:p>
     <w:p/>
